--- a/labs/lab05/report/_output/mathmod-lab05-report.docx
+++ b/labs/lab05/report/_output/mathmod-lab05-report.docx
@@ -59,6 +59,50 @@
       </w:pPr>
       <w:r>
         <w:t xml:space="preserve">1. Теоретическое введение</w:t>
+      </w:r>
+    </w:p>
+    <w:p>
+      <w:pPr>
+        <w:pStyle w:val="FirstParagraph"/>
+      </w:pPr>
+      <w:r>
+        <w:t xml:space="preserve">В основе данной лабораторной работы лежит аппарат сетей Петри</w:t>
+      </w:r>
+      <w:r>
+        <w:t xml:space="preserve"> </w:t>
+      </w:r>
+      <w:r>
+        <w:t xml:space="preserve">[@lab5_petri_nets; @murata_petri_nets]</w:t>
+      </w:r>
+      <w:r>
+        <w:t xml:space="preserve">. Для демонстрации проблем параллелизма была выбрана классическая задача «Обедающие философы»</w:t>
+      </w:r>
+      <w:r>
+        <w:t xml:space="preserve"> </w:t>
+      </w:r>
+      <w:r>
+        <w:t xml:space="preserve">[@dijkstra_dining_philosophers]</w:t>
+      </w:r>
+      <w:r>
+        <w:t xml:space="preserve">. Стохастическое моделирование выполнялось с использованием алгоритма Гиллеспи</w:t>
+      </w:r>
+      <w:r>
+        <w:t xml:space="preserve"> </w:t>
+      </w:r>
+      <w:r>
+        <w:t xml:space="preserve">[@gillespie_stochastic]</w:t>
+      </w:r>
+      <w:r>
+        <w:t xml:space="preserve">, а для организации вычислительного эксперимента применялся пакет DrWatson</w:t>
+      </w:r>
+      <w:r>
+        <w:t xml:space="preserve"> </w:t>
+      </w:r>
+      <w:r>
+        <w:t xml:space="preserve">[@datseris_drwatson]</w:t>
+      </w:r>
+      <w:r>
+        <w:t xml:space="preserve">.</w:t>
       </w:r>
     </w:p>
     <w:bookmarkStart w:id="13" w:name="Xd8e3c1c6775aa4c40aeb81468c3ea1e2ecc1306"/>
